--- a/testakten/arbeitsrecht-kuendigungsdrama-koerber-werk/03_arbeitsvertrag_at_koerber_2012.docx
+++ b/testakten/arbeitsrecht-kuendigungsdrama-koerber-werk/03_arbeitsvertrag_at_koerber_2012.docx
@@ -5,55 +5,76 @@
     <w:p>
       <w:pPr>
         <w:pStyle w:val="Heading1"/>
+        <w:spacing w:after="160" w:line="259" w:lineRule="auto"/>
       </w:pPr>
       <w:r>
         <w:rPr>
           <w:rFonts w:ascii="Times New Roman" w:hAnsi="Times New Roman"/>
+          <w:b/>
+          <w:sz w:val="28"/>
         </w:rPr>
         <w:t>Außertariflicher Arbeitsvertrag — Dr. Annika Körber / Steinhoff Präzisionsguss SE</w:t>
       </w:r>
     </w:p>
     <w:p>
       <w:pPr>
+        <w:spacing w:line="259" w:lineRule="auto" w:after="60"/>
         <w:jc w:val="left"/>
       </w:pPr>
       <w:r>
         <w:t>Vollständiger Vertragstext mit Nachträgen. Vorlage aus Unterlagen Mandantin; die Originalversion liegt als physisches Dokument bei Akte (Kopie).</w:t>
       </w:r>
     </w:p>
-    <w:p/>
+    <w:p>
+      <w:pPr>
+        <w:spacing w:line="259" w:lineRule="auto" w:after="60"/>
+      </w:pPr>
+    </w:p>
     <w:p>
       <w:pPr>
         <w:pStyle w:val="Heading2"/>
+        <w:spacing w:before="120" w:after="60" w:line="259" w:lineRule="auto"/>
       </w:pPr>
       <w:r>
         <w:rPr>
           <w:rFonts w:ascii="Times New Roman" w:hAnsi="Times New Roman"/>
+          <w:b/>
+          <w:sz w:val="22"/>
         </w:rPr>
         <w:t>Grundvertrag vom 28.02.2012</w:t>
       </w:r>
     </w:p>
     <w:p>
       <w:pPr>
+        <w:spacing w:before="120" w:after="60" w:line="259" w:lineRule="auto"/>
         <w:jc w:val="left"/>
       </w:pPr>
       <w:r>
         <w:rPr>
+          <w:rFonts w:ascii="Times New Roman" w:hAnsi="Times New Roman"/>
           <w:b/>
+          <w:sz w:val="22"/>
         </w:rPr>
         <w:t>ARBEITSVERTRAG</w:t>
       </w:r>
     </w:p>
     <w:p>
       <w:pPr>
+        <w:spacing w:before="120" w:after="60" w:line="259" w:lineRule="auto"/>
         <w:jc w:val="left"/>
       </w:pPr>
       <w:r>
+        <w:rPr>
+          <w:rFonts w:ascii="Times New Roman" w:hAnsi="Times New Roman"/>
+          <w:b/>
+          <w:sz w:val="22"/>
+        </w:rPr>
         <w:t>zwischen</w:t>
       </w:r>
     </w:p>
     <w:p>
       <w:pPr>
+        <w:spacing w:line="259" w:lineRule="auto" w:after="60"/>
         <w:jc w:val="left"/>
       </w:pPr>
       <w:r>
@@ -62,14 +83,21 @@
     </w:p>
     <w:p>
       <w:pPr>
+        <w:spacing w:before="120" w:after="60" w:line="259" w:lineRule="auto"/>
         <w:jc w:val="left"/>
       </w:pPr>
       <w:r>
+        <w:rPr>
+          <w:rFonts w:ascii="Times New Roman" w:hAnsi="Times New Roman"/>
+          <w:b/>
+          <w:sz w:val="22"/>
+        </w:rPr>
         <w:t>— nachfolgend „Arbeitgeber" oder „Gesellschaft" —</w:t>
       </w:r>
     </w:p>
     <w:p>
       <w:pPr>
+        <w:spacing w:line="259" w:lineRule="auto" w:after="60"/>
         <w:jc w:val="left"/>
       </w:pPr>
       <w:r>
@@ -78,6 +106,7 @@
     </w:p>
     <w:p>
       <w:pPr>
+        <w:spacing w:line="259" w:lineRule="auto" w:after="60"/>
         <w:jc w:val="left"/>
       </w:pPr>
       <w:r>
@@ -86,6 +115,7 @@
     </w:p>
     <w:p>
       <w:pPr>
+        <w:spacing w:line="259" w:lineRule="auto" w:after="60"/>
         <w:jc w:val="left"/>
       </w:pPr>
       <w:r>
@@ -95,6 +125,7 @@
     <w:p>
       <w:pPr>
         <w:pStyle w:val="Heading3"/>
+        <w:spacing w:line="259" w:lineRule="auto" w:after="60"/>
       </w:pPr>
       <w:r>
         <w:rPr>
@@ -105,6 +136,7 @@
     </w:p>
     <w:p>
       <w:pPr>
+        <w:spacing w:line="259" w:lineRule="auto" w:after="60"/>
         <w:jc w:val="left"/>
       </w:pPr>
       <w:r>
@@ -113,6 +145,7 @@
     </w:p>
     <w:p>
       <w:pPr>
+        <w:spacing w:line="259" w:lineRule="auto" w:after="60"/>
         <w:jc w:val="left"/>
       </w:pPr>
       <w:r>
@@ -130,6 +163,7 @@
     </w:p>
     <w:p>
       <w:pPr>
+        <w:spacing w:line="259" w:lineRule="auto" w:after="60"/>
         <w:jc w:val="left"/>
       </w:pPr>
       <w:r>
@@ -139,6 +173,7 @@
     <w:p>
       <w:pPr>
         <w:pStyle w:val="Heading3"/>
+        <w:spacing w:line="259" w:lineRule="auto" w:after="60"/>
       </w:pPr>
       <w:r>
         <w:rPr>
@@ -149,6 +184,7 @@
     </w:p>
     <w:p>
       <w:pPr>
+        <w:spacing w:line="259" w:lineRule="auto" w:after="60"/>
         <w:jc w:val="left"/>
       </w:pPr>
       <w:r>
@@ -166,6 +202,7 @@
     </w:p>
     <w:p>
       <w:pPr>
+        <w:spacing w:line="259" w:lineRule="auto" w:after="60"/>
         <w:jc w:val="left"/>
       </w:pPr>
       <w:r>
@@ -174,6 +211,7 @@
     </w:p>
     <w:p>
       <w:pPr>
+        <w:spacing w:line="259" w:lineRule="auto" w:after="60"/>
         <w:jc w:val="left"/>
       </w:pPr>
       <w:r>
@@ -183,6 +221,7 @@
     <w:p>
       <w:pPr>
         <w:pStyle w:val="Heading3"/>
+        <w:spacing w:line="259" w:lineRule="auto" w:after="60"/>
       </w:pPr>
       <w:r>
         <w:rPr>
@@ -193,6 +232,7 @@
     </w:p>
     <w:p>
       <w:pPr>
+        <w:spacing w:line="259" w:lineRule="auto" w:after="60"/>
         <w:jc w:val="left"/>
       </w:pPr>
       <w:r>
@@ -202,6 +242,7 @@
     <w:p>
       <w:pPr>
         <w:pStyle w:val="Heading3"/>
+        <w:spacing w:line="259" w:lineRule="auto" w:after="60"/>
       </w:pPr>
       <w:r>
         <w:rPr>
@@ -212,6 +253,7 @@
     </w:p>
     <w:p>
       <w:pPr>
+        <w:spacing w:line="259" w:lineRule="auto" w:after="60"/>
         <w:jc w:val="left"/>
       </w:pPr>
       <w:r>
@@ -221,6 +263,7 @@
     <w:p>
       <w:pPr>
         <w:pStyle w:val="Heading3"/>
+        <w:spacing w:line="259" w:lineRule="auto" w:after="60"/>
       </w:pPr>
       <w:r>
         <w:rPr>
@@ -231,6 +274,7 @@
     </w:p>
     <w:p>
       <w:pPr>
+        <w:spacing w:line="259" w:lineRule="auto" w:after="60"/>
         <w:jc w:val="left"/>
       </w:pPr>
       <w:r>
@@ -239,6 +283,7 @@
     </w:p>
     <w:p>
       <w:pPr>
+        <w:spacing w:line="259" w:lineRule="auto" w:after="60"/>
         <w:jc w:val="left"/>
       </w:pPr>
       <w:r>
@@ -247,6 +292,7 @@
     </w:p>
     <w:p>
       <w:pPr>
+        <w:spacing w:line="259" w:lineRule="auto" w:after="60"/>
         <w:jc w:val="left"/>
       </w:pPr>
       <w:r>
@@ -259,6 +305,7 @@
     <w:p>
       <w:pPr>
         <w:pStyle w:val="Heading3"/>
+        <w:spacing w:line="259" w:lineRule="auto" w:after="60"/>
       </w:pPr>
       <w:r>
         <w:rPr>
@@ -269,6 +316,7 @@
     </w:p>
     <w:p>
       <w:pPr>
+        <w:spacing w:line="259" w:lineRule="auto" w:after="60"/>
         <w:jc w:val="left"/>
       </w:pPr>
       <w:r>
@@ -277,6 +325,7 @@
     </w:p>
     <w:p>
       <w:pPr>
+        <w:spacing w:line="259" w:lineRule="auto" w:after="60"/>
         <w:jc w:val="left"/>
       </w:pPr>
       <w:r>
@@ -286,6 +335,7 @@
     <w:p>
       <w:pPr>
         <w:pStyle w:val="Heading3"/>
+        <w:spacing w:line="259" w:lineRule="auto" w:after="60"/>
       </w:pPr>
       <w:r>
         <w:rPr>
@@ -296,6 +346,7 @@
     </w:p>
     <w:p>
       <w:pPr>
+        <w:spacing w:line="259" w:lineRule="auto" w:after="60"/>
         <w:jc w:val="left"/>
       </w:pPr>
       <w:r>
@@ -304,6 +355,7 @@
     </w:p>
     <w:p>
       <w:pPr>
+        <w:spacing w:line="259" w:lineRule="auto" w:after="60"/>
         <w:jc w:val="left"/>
       </w:pPr>
       <w:r>
@@ -316,6 +368,7 @@
     <w:p>
       <w:pPr>
         <w:pStyle w:val="Heading3"/>
+        <w:spacing w:line="259" w:lineRule="auto" w:after="60"/>
       </w:pPr>
       <w:r>
         <w:rPr>
@@ -326,6 +379,7 @@
     </w:p>
     <w:p>
       <w:pPr>
+        <w:spacing w:line="259" w:lineRule="auto" w:after="60"/>
         <w:jc w:val="left"/>
       </w:pPr>
       <w:r>
@@ -335,6 +389,7 @@
     <w:p>
       <w:pPr>
         <w:pStyle w:val="Heading3"/>
+        <w:spacing w:line="259" w:lineRule="auto" w:after="60"/>
       </w:pPr>
       <w:r>
         <w:rPr>
@@ -345,6 +400,7 @@
     </w:p>
     <w:p>
       <w:pPr>
+        <w:spacing w:line="259" w:lineRule="auto" w:after="60"/>
         <w:jc w:val="left"/>
       </w:pPr>
       <w:r>
@@ -353,6 +409,7 @@
     </w:p>
     <w:p>
       <w:pPr>
+        <w:spacing w:line="259" w:lineRule="auto" w:after="60"/>
         <w:jc w:val="left"/>
       </w:pPr>
       <w:r>
@@ -361,16 +418,22 @@
     </w:p>
     <w:p>
       <w:pPr>
+        <w:spacing w:line="259" w:lineRule="auto" w:after="60"/>
         <w:jc w:val="left"/>
       </w:pPr>
       <w:r>
         <w:t>(Unterschriften)</w:t>
       </w:r>
     </w:p>
-    <w:p/>
+    <w:p>
+      <w:pPr>
+        <w:spacing w:line="259" w:lineRule="auto" w:after="60"/>
+      </w:pPr>
+    </w:p>
     <w:p>
       <w:pPr>
         <w:pStyle w:val="Heading2"/>
+        <w:spacing w:line="259" w:lineRule="auto" w:after="60"/>
       </w:pPr>
       <w:r>
         <w:rPr>
@@ -381,6 +444,7 @@
     </w:p>
     <w:p>
       <w:pPr>
+        <w:spacing w:line="259" w:lineRule="auto" w:after="60"/>
         <w:jc w:val="left"/>
       </w:pPr>
       <w:r>
@@ -389,6 +453,7 @@
     </w:p>
     <w:p>
       <w:pPr>
+        <w:spacing w:line="259" w:lineRule="auto" w:after="60"/>
         <w:jc w:val="left"/>
       </w:pPr>
       <w:r>
@@ -400,6 +465,7 @@
     </w:p>
     <w:p>
       <w:pPr>
+        <w:spacing w:line="259" w:lineRule="auto" w:after="60"/>
         <w:jc w:val="left"/>
       </w:pPr>
       <w:r>
@@ -417,6 +483,7 @@
     </w:p>
     <w:p>
       <w:pPr>
+        <w:spacing w:line="259" w:lineRule="auto" w:after="60"/>
         <w:jc w:val="left"/>
       </w:pPr>
       <w:r>
@@ -428,6 +495,7 @@
     </w:p>
     <w:p>
       <w:pPr>
+        <w:spacing w:line="259" w:lineRule="auto" w:after="60"/>
         <w:jc w:val="left"/>
       </w:pPr>
       <w:r>
@@ -445,6 +513,7 @@
     </w:p>
     <w:p>
       <w:pPr>
+        <w:spacing w:line="259" w:lineRule="auto" w:after="60"/>
         <w:jc w:val="left"/>
       </w:pPr>
       <w:r>
@@ -456,6 +525,7 @@
     </w:p>
     <w:p>
       <w:pPr>
+        <w:spacing w:line="259" w:lineRule="auto" w:after="60"/>
         <w:jc w:val="left"/>
       </w:pPr>
       <w:r>
@@ -473,6 +543,7 @@
     </w:p>
     <w:p>
       <w:pPr>
+        <w:spacing w:line="259" w:lineRule="auto" w:after="60"/>
         <w:jc w:val="left"/>
       </w:pPr>
       <w:r>
@@ -481,6 +552,7 @@
     </w:p>
     <w:p>
       <w:pPr>
+        <w:spacing w:line="259" w:lineRule="auto" w:after="60"/>
         <w:jc w:val="left"/>
       </w:pPr>
       <w:r>
@@ -489,16 +561,22 @@
     </w:p>
     <w:p>
       <w:pPr>
+        <w:spacing w:line="259" w:lineRule="auto" w:after="60"/>
         <w:jc w:val="left"/>
       </w:pPr>
       <w:r>
         <w:t>(Unterschriften: Maximilian Steinhoff-Pertz, Dr. Annika Körber)</w:t>
       </w:r>
     </w:p>
-    <w:p/>
+    <w:p>
+      <w:pPr>
+        <w:spacing w:line="259" w:lineRule="auto" w:after="60"/>
+      </w:pPr>
+    </w:p>
     <w:p>
       <w:pPr>
         <w:pStyle w:val="Heading2"/>
+        <w:spacing w:line="259" w:lineRule="auto" w:after="60"/>
       </w:pPr>
       <w:r>
         <w:rPr>
@@ -509,6 +587,7 @@
     </w:p>
     <w:p>
       <w:pPr>
+        <w:spacing w:line="259" w:lineRule="auto" w:after="60"/>
         <w:jc w:val="left"/>
       </w:pPr>
       <w:r>
@@ -517,6 +596,7 @@
     </w:p>
     <w:p>
       <w:pPr>
+        <w:spacing w:line="259" w:lineRule="auto" w:after="60"/>
         <w:jc w:val="left"/>
       </w:pPr>
       <w:r>
@@ -528,6 +608,7 @@
     </w:p>
     <w:p>
       <w:pPr>
+        <w:spacing w:line="259" w:lineRule="auto" w:after="60"/>
         <w:jc w:val="left"/>
       </w:pPr>
       <w:r>
@@ -545,6 +626,7 @@
     </w:p>
     <w:p>
       <w:pPr>
+        <w:spacing w:line="259" w:lineRule="auto" w:after="60"/>
         <w:jc w:val="left"/>
       </w:pPr>
       <w:r>
@@ -553,6 +635,7 @@
     </w:p>
     <w:p>
       <w:pPr>
+        <w:spacing w:line="259" w:lineRule="auto" w:after="60"/>
         <w:jc w:val="left"/>
       </w:pPr>
       <w:r>
@@ -564,6 +647,7 @@
     </w:p>
     <w:p>
       <w:pPr>
+        <w:spacing w:line="259" w:lineRule="auto" w:after="60"/>
         <w:jc w:val="left"/>
       </w:pPr>
       <w:r>
@@ -581,6 +665,7 @@
     </w:p>
     <w:p>
       <w:pPr>
+        <w:spacing w:line="259" w:lineRule="auto" w:after="60"/>
         <w:jc w:val="left"/>
       </w:pPr>
       <w:r>
@@ -592,6 +677,7 @@
     </w:p>
     <w:p>
       <w:pPr>
+        <w:spacing w:line="259" w:lineRule="auto" w:after="60"/>
         <w:jc w:val="left"/>
       </w:pPr>
       <w:r>
@@ -600,6 +686,7 @@
     </w:p>
     <w:p>
       <w:pPr>
+        <w:spacing w:line="259" w:lineRule="auto" w:after="60"/>
         <w:jc w:val="left"/>
       </w:pPr>
       <w:r>
@@ -611,6 +698,7 @@
     </w:p>
     <w:p>
       <w:pPr>
+        <w:spacing w:line="259" w:lineRule="auto" w:after="60"/>
         <w:jc w:val="left"/>
       </w:pPr>
       <w:r>
@@ -619,6 +707,7 @@
     </w:p>
     <w:p>
       <w:pPr>
+        <w:spacing w:line="259" w:lineRule="auto" w:after="60"/>
         <w:jc w:val="left"/>
       </w:pPr>
       <w:r>
@@ -630,6 +719,7 @@
     </w:p>
     <w:p>
       <w:pPr>
+        <w:spacing w:line="259" w:lineRule="auto" w:after="60"/>
         <w:jc w:val="left"/>
       </w:pPr>
       <w:r>
@@ -638,6 +728,7 @@
     </w:p>
     <w:p>
       <w:pPr>
+        <w:spacing w:line="259" w:lineRule="auto" w:after="60"/>
         <w:jc w:val="left"/>
       </w:pPr>
       <w:r>
@@ -649,6 +740,7 @@
     </w:p>
     <w:p>
       <w:pPr>
+        <w:spacing w:line="259" w:lineRule="auto" w:after="60"/>
         <w:jc w:val="left"/>
       </w:pPr>
       <w:r>
@@ -660,6 +752,7 @@
     </w:p>
     <w:p>
       <w:pPr>
+        <w:spacing w:line="259" w:lineRule="auto" w:after="60"/>
         <w:jc w:val="left"/>
       </w:pPr>
       <w:r>
@@ -668,6 +761,7 @@
     </w:p>
     <w:p>
       <w:pPr>
+        <w:spacing w:line="259" w:lineRule="auto" w:after="60"/>
         <w:jc w:val="left"/>
       </w:pPr>
       <w:r>
@@ -676,6 +770,7 @@
     </w:p>
     <w:p>
       <w:pPr>
+        <w:spacing w:line="259" w:lineRule="auto" w:after="60"/>
         <w:jc w:val="left"/>
       </w:pPr>
       <w:r>
@@ -684,16 +779,22 @@
     </w:p>
     <w:p>
       <w:pPr>
+        <w:spacing w:line="259" w:lineRule="auto" w:after="60"/>
         <w:jc w:val="left"/>
       </w:pPr>
       <w:r>
         <w:t>(Unterschriften: Maximilian Steinhoff-Pertz, Dr. Annika Körber)</w:t>
       </w:r>
     </w:p>
-    <w:p/>
+    <w:p>
+      <w:pPr>
+        <w:spacing w:line="259" w:lineRule="auto" w:after="60"/>
+      </w:pPr>
+    </w:p>
     <w:p>
       <w:pPr>
         <w:pStyle w:val="Heading2"/>
+        <w:spacing w:line="259" w:lineRule="auto" w:after="60"/>
       </w:pPr>
       <w:r>
         <w:rPr>
@@ -704,6 +805,7 @@
     </w:p>
     <w:p>
       <w:pPr>
+        <w:spacing w:line="259" w:lineRule="auto" w:after="60"/>
         <w:jc w:val="left"/>
       </w:pPr>
       <w:r>
@@ -713,6 +815,7 @@
     <w:p>
       <w:pPr>
         <w:pStyle w:val="ListBullet"/>
+        <w:spacing w:line="259" w:lineRule="auto" w:after="60"/>
       </w:pPr>
       <w:r>
         <w:t>Laufzeit: 15.02.2023 bis 14.08.2023 (6 Monate), ohne Sachgrund gemäß § 14 Abs. 2 TzBfG</w:t>
@@ -721,6 +824,7 @@
     <w:p>
       <w:pPr>
         <w:pStyle w:val="ListBullet"/>
+        <w:spacing w:line="259" w:lineRule="auto" w:after="60"/>
       </w:pPr>
       <w:r>
         <w:t>Zeitanteil: 20 % der wöchentlichen Arbeitszeit (8 Stunden/Woche)</w:t>
@@ -729,6 +833,7 @@
     <w:p>
       <w:pPr>
         <w:pStyle w:val="ListBullet"/>
+        <w:spacing w:line="259" w:lineRule="auto" w:after="60"/>
       </w:pPr>
       <w:r>
         <w:t>Vergütung: Zulage von 1.200 EUR brutto/Monat für die Dauer der Befristung</w:t>
@@ -737,6 +842,7 @@
     <w:p>
       <w:pPr>
         <w:pStyle w:val="ListBullet"/>
+        <w:spacing w:line="259" w:lineRule="auto" w:after="60"/>
       </w:pPr>
       <w:r>
         <w:t>Verlängerungsoption: nach Ablauf möglich</w:t>
@@ -744,6 +850,7 @@
     </w:p>
     <w:p>
       <w:pPr>
+        <w:spacing w:line="259" w:lineRule="auto" w:after="60"/>
         <w:jc w:val="left"/>
       </w:pPr>
       <w:r>
@@ -756,6 +863,7 @@
     <w:p>
       <w:pPr>
         <w:pStyle w:val="ListBullet"/>
+        <w:spacing w:line="259" w:lineRule="auto" w:after="60"/>
       </w:pPr>
       <w:r>
         <w:t>Verlängerung I: 15.08.2023 bis 14.02.2024 (schriftlich, gleiche Bedingungen)</w:t>
@@ -764,6 +872,7 @@
     <w:p>
       <w:pPr>
         <w:pStyle w:val="ListBullet"/>
+        <w:spacing w:line="259" w:lineRule="auto" w:after="60"/>
       </w:pPr>
       <w:r>
         <w:t xml:space="preserve">Verlängerung II: 15.02.2024 bis 14.08.2024 (schriftlich, gleiche Bedingungen) — hier bereits Überschreitung 24-Monate-Grenze, da dies die dritte Laufzeit ist → </w:t>
@@ -778,6 +887,7 @@
     <w:p>
       <w:pPr>
         <w:pStyle w:val="ListBullet"/>
+        <w:spacing w:line="259" w:lineRule="auto" w:after="60"/>
       </w:pPr>
       <w:r>
         <w:t>Verlängerung III (mündlich): September 2024 — Körber berichtet, Branitz habe ihr am Rande einer internen Besprechung gesagt, die „Vereinbarung laufe weiter, bis wir das klären". Keine schriftliche Dokumentation.</w:t>
@@ -786,6 +896,7 @@
     <w:p>
       <w:pPr>
         <w:pStyle w:val="ListBullet"/>
+        <w:spacing w:line="259" w:lineRule="auto" w:after="60"/>
       </w:pPr>
       <w:r>
         <w:t>Verlängerung IV (mündlich): Anfang 2025 — keine Unterlagen vorhanden</w:t>
@@ -793,6 +904,7 @@
     </w:p>
     <w:p>
       <w:pPr>
+        <w:spacing w:line="259" w:lineRule="auto" w:after="60"/>
         <w:jc w:val="left"/>
       </w:pPr>
       <w:r>
@@ -804,6 +916,7 @@
     </w:p>
     <w:p>
       <w:pPr>
+        <w:spacing w:line="259" w:lineRule="auto" w:after="60"/>
         <w:jc w:val="left"/>
       </w:pPr>
       <w:r>
@@ -812,6 +925,7 @@
     </w:p>
     <w:p>
       <w:pPr>
+        <w:spacing w:line="259" w:lineRule="auto" w:after="60"/>
         <w:jc w:val="left"/>
       </w:pPr>
       <w:r>
@@ -819,13 +933,58 @@
       </w:r>
     </w:p>
     <w:sectPr>
+      <w:headerReference w:type="default" r:id="rId9"/>
+      <w:footerReference w:type="default" r:id="rId10"/>
       <w:pgSz w:w="11906" w:h="16838"/>
-      <w:pgMar w:top="1417" w:right="1417" w:bottom="1417" w:left="1417" w:header="720" w:footer="720" w:gutter="0"/>
+      <w:pgMar w:top="1191" w:right="1247" w:bottom="1134" w:left="1361" w:header="720" w:footer="720" w:gutter="0"/>
       <w:cols w:space="720"/>
       <w:docGrid w:linePitch="360"/>
     </w:sectPr>
   </w:body>
 </w:document>
+</file>
+
+<file path=word/footer1.xml><?xml version="1.0" encoding="utf-8"?>
+<w:ftr xmlns:m="http://schemas.openxmlformats.org/officeDocument/2006/math" xmlns:mc="http://schemas.openxmlformats.org/markup-compatibility/2006" xmlns:mo="http://schemas.microsoft.com/office/mac/office/2008/main" xmlns:mv="urn:schemas-microsoft-com:mac:vml" xmlns:o="urn:schemas-microsoft-com:office:office" xmlns:r="http://schemas.openxmlformats.org/officeDocument/2006/relationships" xmlns:v="urn:schemas-microsoft-com:vml" xmlns:w10="urn:schemas-microsoft-com:office:word" xmlns:w14="http://schemas.microsoft.com/office/word/2010/wordml" xmlns:w="http://schemas.openxmlformats.org/wordprocessingml/2006/main" xmlns:wne="http://schemas.microsoft.com/office/word/2006/wordml" xmlns:wp14="http://schemas.microsoft.com/office/word/2010/wordprocessingDrawing" xmlns:wp="http://schemas.openxmlformats.org/drawingml/2006/wordprocessingDrawing" xmlns:wpc="http://schemas.microsoft.com/office/word/2010/wordprocessingCanvas" xmlns:wpg="http://schemas.microsoft.com/office/word/2010/wordprocessingGroup" xmlns:wpi="http://schemas.microsoft.com/office/word/2010/wordprocessingInk" xmlns:wps="http://schemas.microsoft.com/office/word/2010/wordprocessingShape" mc:Ignorable="w14 wp14">
+  <w:p>
+    <w:pPr>
+      <w:pStyle w:val="Footer"/>
+      <w:jc w:val="left"/>
+    </w:pPr>
+    <w:r/>
+    <w:r>
+      <w:rPr>
+        <w:rFonts w:ascii="Times New Roman" w:hAnsi="Times New Roman"/>
+        <w:b w:val="0"/>
+        <w:color w:val="777777"/>
+        <w:sz w:val="17"/>
+      </w:rPr>
+      <w:t>Vertraulich | Bearbeitungsstand Juli 2026 | nur zur Aktenbearbeitung</w:t>
+    </w:r>
+  </w:p>
+</w:ftr>
+</file>
+
+<file path=word/header1.xml><?xml version="1.0" encoding="utf-8"?>
+<w:hdr xmlns:m="http://schemas.openxmlformats.org/officeDocument/2006/math" xmlns:mc="http://schemas.openxmlformats.org/markup-compatibility/2006" xmlns:mo="http://schemas.microsoft.com/office/mac/office/2008/main" xmlns:mv="urn:schemas-microsoft-com:mac:vml" xmlns:o="urn:schemas-microsoft-com:office:office" xmlns:r="http://schemas.openxmlformats.org/officeDocument/2006/relationships" xmlns:v="urn:schemas-microsoft-com:vml" xmlns:w10="urn:schemas-microsoft-com:office:word" xmlns:w14="http://schemas.microsoft.com/office/word/2010/wordml" xmlns:w="http://schemas.openxmlformats.org/wordprocessingml/2006/main" xmlns:wne="http://schemas.microsoft.com/office/word/2006/wordml" xmlns:wp14="http://schemas.microsoft.com/office/word/2010/wordprocessingDrawing" xmlns:wp="http://schemas.openxmlformats.org/drawingml/2006/wordprocessingDrawing" xmlns:wpc="http://schemas.microsoft.com/office/word/2010/wordprocessingCanvas" xmlns:wpg="http://schemas.microsoft.com/office/word/2010/wordprocessingGroup" xmlns:wpi="http://schemas.microsoft.com/office/word/2010/wordprocessingInk" xmlns:wps="http://schemas.microsoft.com/office/word/2010/wordprocessingShape" mc:Ignorable="w14 wp14">
+  <w:p>
+    <w:pPr>
+      <w:pStyle w:val="Header"/>
+      <w:jc w:val="left"/>
+    </w:pPr>
+    <w:r/>
+    <w:r>
+      <w:rPr>
+        <w:rFonts w:ascii="Times New Roman" w:hAnsi="Times New Roman"/>
+        <w:b w:val="0"/>
+        <w:i w:val="0"/>
+        <w:color w:val="666666"/>
+        <w:sz w:val="17"/>
+      </w:rPr>
+      <w:t>Klotzkette Rechtsanwaltsgesellschaft mbH | Arbeitsrechtliche Mandatsakte | Bearbeitungsstand Juli 2026</w:t>
+    </w:r>
+  </w:p>
+</w:hdr>
 </file>
 
 <file path=word/numbering.xml><?xml version="1.0" encoding="utf-8"?>
@@ -1542,11 +1701,12 @@
       <w:contextualSpacing/>
     </w:pPr>
     <w:rPr>
-      <w:rFonts w:asciiTheme="majorHAnsi" w:eastAsiaTheme="majorEastAsia" w:hAnsiTheme="majorHAnsi" w:cstheme="majorBidi"/>
+      <w:rFonts w:asciiTheme="majorHAnsi" w:eastAsiaTheme="majorEastAsia" w:hAnsiTheme="majorHAnsi" w:cstheme="majorBidi" w:ascii="Times New Roman" w:hAnsi="Times New Roman"/>
+      <w:b/>
       <w:color w:val="17365D" w:themeColor="text2" w:themeShade="BF"/>
       <w:spacing w:val="5"/>
       <w:kern w:val="28"/>
-      <w:sz w:val="52"/>
+      <w:sz w:val="30"/>
       <w:szCs w:val="52"/>
     </w:rPr>
   </w:style>
